--- a/companies/hollowell-ip/People/2024.03.02 - Onboarding - David Chang.docx
+++ b/companies/hollowell-ip/People/2024.03.02 - Onboarding - David Chang.docx
@@ -12,80 +12,22 @@
     </w:p>
     <w:p>
       <w:r>
-        <w:t>Prepared by Mary Bradley, Managing Partner. For the personnel file and for the new hire's own reference.</w:t>
+        <w:t>David Chang starts with the prosecution group this week, and I want the file to carry this from me, Mary Bradley, rather than from a form. He joins as a patent agent grounded in the technical detail of the firm's device and hardware prosecution, the part of the work where a claim has to track what the engineering actually does, and that is a bench the group has wanted to deepen for some time. He will draft and amend claims on the mechanical and device matters as they come off the docket, close to the specifications and the figures, and I expect him useful on live matters early rather than after a long ramp.</w:t>
       </w:r>
     </w:p>
     <w:p>
       <w:r>
-        <w:t>David Chang joins us as a Patent Agent in the Prosecution group. He comes in on the hardware side of the practice, which is where the work has been piling up, and he will be carrying live files rather than reading about them from the sidelines. I have told him as much already, so this record only puts it somewhere he can find it later.</w:t>
+        <w:t>He is precise and understated on the page, and his prose is hedged by instinct, which is the register this firm wants in a record an examiner and, years later, a court may both read. Just as important, he keeps to the claims and the record and hands anything resembling an opinion to counsel, because a view on validity or infringement is the firm's to give and to stand behind rather than the agent's to venture, and his instinct to escalate that work instead of settling it himself is exactly the discipline the practice depends on. He should hold to that line even when a client on a call presses him to go a step past what the record will support.</w:t>
       </w:r>
     </w:p>
     <w:p>
       <w:r>
-        <w:t>David sits with Prosecution and takes first-chair drafting on new families as they come in, with a partner signing out until both of us have seen enough of the work to stop looking. Inventor interviews are his to run. We do not treat the interview as a formality that precedes the drafting; it is the drafting, done out loud, and a disclosure that comes back thin is a problem to be solved then rather than at the response stage. His docket starts small. It will not stay small.</w:t>
+        <w:t>He reports to Heather Munoz, Partner, who will assign his matters, set his priorities against the docket, and read behind him until the firm's conventions are automatic. When two deadlines both look like the nearest one, that call is Heather's rather than a guess made under pressure, and the firm treats raising it early as ordinary rather than as an imposition. She will also be the one to tell him when an amendment is close enough to send and when it needs another pass, and in the first months that judgment is worth more to him than any style guide.</w:t>
       </w:r>
     </w:p>
     <w:p>
       <w:r>
-        <w:t>First-period logistics and expectations:</w:t>
-      </w:r>
-    </w:p>
-    <w:p>
-      <w:pPr>
-        <w:pStyle w:val="ListBullet"/>
-      </w:pPr>
-      <w:r>
-        <w:t>Confirm in your first week that every family assigned to you appears on your docket list, and say so the same day if one does not. An entry you never saw is still an entry you missed.</w:t>
-      </w:r>
-    </w:p>
-    <w:p>
-      <w:pPr>
-        <w:pStyle w:val="ListBullet"/>
-      </w:pPr>
-      <w:r>
-        <w:t>Read the docketing procedures end to end before you rely on them. You should be able to read a due-date entry, and its calculation, without asking anyone.</w:t>
-      </w:r>
-    </w:p>
-    <w:p>
-      <w:pPr>
-        <w:pStyle w:val="ListBullet"/>
-      </w:pPr>
-      <w:r>
-        <w:t>Run the conflicts check before any substantive contact with an inventor or a client contact, including the informal kind.</w:t>
-      </w:r>
-    </w:p>
-    <w:p>
-      <w:pPr>
-        <w:pStyle w:val="ListBullet"/>
-      </w:pPr>
-      <w:r>
-        <w:t>Mark privileged work product as privileged when you create it, not when someone asks for it.</w:t>
-      </w:r>
-    </w:p>
-    <w:p>
-      <w:pPr>
-        <w:pStyle w:val="ListBullet"/>
-      </w:pPr>
-      <w:r>
-        <w:t>Enter your own time daily, against the matter and the docket number. Reconstructed time is an estimate, and we do not bill estimates.</w:t>
-      </w:r>
-    </w:p>
-    <w:p>
-      <w:pPr>
-        <w:pStyle w:val="ListBullet"/>
-      </w:pPr>
-      <w:r>
-        <w:t>Keep whatever parallel notes you keep. Nobody here will ask you to give them up, and I would rather you over-record a family than trust your memory of it.</w:t>
-      </w:r>
-    </w:p>
-    <w:p>
-      <w:r>
-        <w:t>One expectation is not negotiable, and it is the only one worth putting in writing on your second day. We can absorb a weak argument, a rejection we did not expect, a client who disagrees with our read of a claim. We cannot absorb a missed date. If a deadline is at risk, you raise it while it is still a scheduling problem and there are options; you do not raise it afterward, when there is only a disclosure to make. No one at this firm has ever been criticized for flagging a date early, and no one ever will be.</w:t>
-      </w:r>
-    </w:p>
-    <w:p>
-      <w:r>
-        <w:t>Welcome aboard. Questions about scope, conflicts, or anything a client will eventually read come to Mary directly, and they are never an interruption.</w:t>
+        <w:t>The docket is the discipline the whole practice rests on, so in his first days he will sit with the docketing desk to see how dates are set, confirmed, and never quietly moved, since a missed date is the single mistake this firm cannot absorb. His access, his seat with the prosecution group, and his first assignments are already in place, and he should read a stretch of the group's recent claim amendments before drafting one of his own. As a first step, he should meet with Heather Munoz this week to take his opening matters.</w:t>
       </w:r>
     </w:p>
     <w:sectPr>
